--- a/docs/Unhinged_Card_Design_Principles_2026-09-22.docx
+++ b/docs/Unhinged_Card_Design_Principles_2026-09-22.docx
@@ -108,7 +108,7 @@
         <w:spacing w:after="60"/>
       </w:pPr>
       <w:r>
-        <w:t>Use the lower portion for abilities, Attack, and Guard, with consistent positions. Final stat placement remains open.</w:t>
+        <w:t>Use the lower portion for abilities, Power, and Guard, with consistent positions. Final stat placement remains open.</w:t>
       </w:r>
     </w:p>
     <w:p>
